--- a/aura-documents/output/word/03-safety-and-privacy/04-emergency-incident-response-procedure.docx
+++ b/aura-documents/output/word/03-safety-and-privacy/04-emergency-incident-response-procedure.docx
@@ -30,7 +30,7 @@
           <w:color w:val="7A6753"/>
           <w:sz w:val="16"/>
         </w:rPr>
-        <w:t xml:space="preserve">Document No. AUR-SAF-04 · Version 0.1 (Draft) · Owner: General Manager · Effective: </w:t>
+        <w:t xml:space="preserve">Document No. AUR-SAF-04 · Version 0.2 (Draft) · Owner: General Manager · Effective: </w:t>
       </w:r>
       <w:r>
         <w:rPr>
@@ -65,6 +65,26 @@
     </w:p>
     <w:p>
       <w:pPr>
+        <w:shd w:val="clear" w:color="auto" w:fill="FBF5EE"/>
+        <w:pBdr>
+          <w:left w:val="single" w:sz="18" w:space="8" w:color="A6754C"/>
+        </w:pBdr>
+        <w:spacing w:before="80" w:after="160" w:line="300" w:lineRule="auto"/>
+        <w:ind w:left="170"/>
+      </w:pPr>
+      <w:r>
+        <w:rPr>
+          <w:rFonts w:ascii="Jost" w:hAnsi="Jost" w:cs="Jost" w:eastAsia="Jost"/>
+          <w:b w:val="0"/>
+          <w:i w:val="0"/>
+          <w:color w:val="4A3A2C"/>
+          <w:sz w:val="18"/>
+        </w:rPr>
+        <w:t>IV Nutrient Therapy is not offered at launch. If clinical services are added in future, subject to DHA licensing, a Clinical Lead would be appointed and clinical emergency steps (adverse reactions, needlestick injury) added to this procedure.</w:t>
+      </w:r>
+    </w:p>
+    <w:p>
+      <w:pPr>
         <w:keepNext/>
         <w:spacing w:before="280" w:after="100" w:line="264" w:lineRule="auto"/>
       </w:pPr>
@@ -89,7 +109,7 @@
           <w:color w:val="4A3A2C"/>
           <w:sz w:val="20"/>
         </w:rPr>
-        <w:t>This procedure tells every Host, clinician and Duty Manager exactly what to do when something goes wrong at the Jumeirah 1 studio. Read it at induction. Practise it in drills. In an emergency, stay calm and slow your own breath first: in for four, out for six. A steady Host helps a frightened guest.</w:t>
+        <w:t>This procedure tells every Host, Healer and Duty Manager exactly what to do when something goes wrong at the Jumeirah 1 studio. With 2 Hosts per shift (9:00am–9:00pm, 7 days), one Host responds while the other calls for help and looks after other guests. No medical treatments are offered at launch and there is no clinician on the floor. Read it at induction. Practise it in drills. In an emergency, stay calm and slow your own breath first: in for four, out for six. A steady Host helps a frightened guest.</w:t>
       </w:r>
     </w:p>
     <w:p>
@@ -317,7 +337,7 @@
                 <w:color w:val="4A3A2C"/>
                 <w:sz w:val="17"/>
               </w:rPr>
-              <w:t>Clinical Lead</w:t>
+              <w:t>General Manager</w:t>
             </w:r>
           </w:p>
         </w:tc>
@@ -360,7 +380,103 @@
                 <w:color w:val="4A3A2C"/>
                 <w:sz w:val="17"/>
               </w:rPr>
-              <w:t>General Manager</w:t>
+              <w:t>Out-of-hours contacts after the General Manager</w:t>
+            </w:r>
+          </w:p>
+        </w:tc>
+        <w:tc>
+          <w:tcPr>
+            <w:tcW w:type="dxa" w:w="4706"/>
+          </w:tcPr>
+          <w:p>
+            <w:pPr>
+              <w:spacing w:before="40" w:after="40" w:line="276" w:lineRule="auto"/>
+            </w:pPr>
+            <w:r>
+              <w:rPr>
+                <w:rFonts w:ascii="Jost" w:hAnsi="Jost" w:cs="Jost" w:eastAsia="Jost"/>
+                <w:b w:val="0"/>
+                <w:i w:val="0"/>
+                <w:color w:val="A6754C"/>
+                <w:sz w:val="17"/>
+              </w:rPr>
+              <w:t>[CEO contact order to be confirmed]</w:t>
+            </w:r>
+          </w:p>
+        </w:tc>
+      </w:tr>
+      <w:tr>
+        <w:tc>
+          <w:tcPr>
+            <w:tcW w:type="dxa" w:w="4706"/>
+            <w:shd w:val="clear" w:color="auto" w:fill="FBF5EE"/>
+          </w:tcPr>
+          <w:p>
+            <w:pPr>
+              <w:spacing w:before="40" w:after="40" w:line="276" w:lineRule="auto"/>
+            </w:pPr>
+            <w:r>
+              <w:rPr>
+                <w:rFonts w:ascii="Jost" w:hAnsi="Jost" w:cs="Jost" w:eastAsia="Jost"/>
+                <w:b w:val="0"/>
+                <w:i w:val="0"/>
+                <w:color w:val="A6754C"/>
+                <w:sz w:val="17"/>
+              </w:rPr>
+              <w:t>[Medical Director named on the licence]</w:t>
+            </w:r>
+            <w:r>
+              <w:rPr>
+                <w:rFonts w:ascii="Jost" w:hAnsi="Jost" w:cs="Jost" w:eastAsia="Jost"/>
+                <w:b w:val="0"/>
+                <w:i w:val="0"/>
+                <w:color w:val="4A3A2C"/>
+                <w:sz w:val="17"/>
+              </w:rPr>
+              <w:t xml:space="preserve"> (oversight and escalation, not on site)</w:t>
+            </w:r>
+          </w:p>
+        </w:tc>
+        <w:tc>
+          <w:tcPr>
+            <w:tcW w:type="dxa" w:w="4706"/>
+            <w:shd w:val="clear" w:color="auto" w:fill="FBF5EE"/>
+          </w:tcPr>
+          <w:p>
+            <w:pPr>
+              <w:spacing w:before="40" w:after="40" w:line="276" w:lineRule="auto"/>
+            </w:pPr>
+            <w:r>
+              <w:rPr>
+                <w:rFonts w:ascii="Jost" w:hAnsi="Jost" w:cs="Jost" w:eastAsia="Jost"/>
+                <w:b w:val="0"/>
+                <w:i w:val="0"/>
+                <w:color w:val="A6754C"/>
+                <w:sz w:val="17"/>
+              </w:rPr>
+              <w:t>[Phone]</w:t>
+            </w:r>
+          </w:p>
+        </w:tc>
+      </w:tr>
+      <w:tr>
+        <w:tc>
+          <w:tcPr>
+            <w:tcW w:type="dxa" w:w="4706"/>
+          </w:tcPr>
+          <w:p>
+            <w:pPr>
+              <w:spacing w:before="40" w:after="40" w:line="276" w:lineRule="auto"/>
+            </w:pPr>
+            <w:r>
+              <w:rPr>
+                <w:rFonts w:ascii="Jost" w:hAnsi="Jost" w:cs="Jost" w:eastAsia="Jost"/>
+                <w:b w:val="0"/>
+                <w:i w:val="0"/>
+                <w:color w:val="4A3A2C"/>
+                <w:sz w:val="17"/>
+              </w:rPr>
+              <w:t>Elevé Health technical support</w:t>
             </w:r>
           </w:p>
         </w:tc>
@@ -403,7 +519,7 @@
                 <w:color w:val="4A3A2C"/>
                 <w:sz w:val="17"/>
               </w:rPr>
-              <w:t>Elevé Health technical support</w:t>
+              <w:t>Building management / landlord</w:t>
             </w:r>
           </w:p>
         </w:tc>
@@ -411,48 +527,6 @@
           <w:tcPr>
             <w:tcW w:type="dxa" w:w="4706"/>
             <w:shd w:val="clear" w:color="auto" w:fill="FBF5EE"/>
-          </w:tcPr>
-          <w:p>
-            <w:pPr>
-              <w:spacing w:before="40" w:after="40" w:line="276" w:lineRule="auto"/>
-            </w:pPr>
-            <w:r>
-              <w:rPr>
-                <w:rFonts w:ascii="Jost" w:hAnsi="Jost" w:cs="Jost" w:eastAsia="Jost"/>
-                <w:b w:val="0"/>
-                <w:i w:val="0"/>
-                <w:color w:val="A6754C"/>
-                <w:sz w:val="17"/>
-              </w:rPr>
-              <w:t>[Phone]</w:t>
-            </w:r>
-          </w:p>
-        </w:tc>
-      </w:tr>
-      <w:tr>
-        <w:tc>
-          <w:tcPr>
-            <w:tcW w:type="dxa" w:w="4706"/>
-          </w:tcPr>
-          <w:p>
-            <w:pPr>
-              <w:spacing w:before="40" w:after="40" w:line="276" w:lineRule="auto"/>
-            </w:pPr>
-            <w:r>
-              <w:rPr>
-                <w:rFonts w:ascii="Jost" w:hAnsi="Jost" w:cs="Jost" w:eastAsia="Jost"/>
-                <w:b w:val="0"/>
-                <w:i w:val="0"/>
-                <w:color w:val="4A3A2C"/>
-                <w:sz w:val="17"/>
-              </w:rPr>
-              <w:t>Building management / landlord</w:t>
-            </w:r>
-          </w:p>
-        </w:tc>
-        <w:tc>
-          <w:tcPr>
-            <w:tcW w:type="dxa" w:w="4706"/>
           </w:tcPr>
           <w:p>
             <w:pPr>
@@ -1475,7 +1549,27 @@
           <w:color w:val="4A3A2C"/>
           <w:sz w:val="20"/>
         </w:rPr>
-        <w:t xml:space="preserve">Only Elevé-trained HBOT operators respond at the panel. Follow the Elevé emergency protocol </w:t>
+        <w:t xml:space="preserve">Only Elevé-trained Hosts who operate the hyperbaric chamber respond at the panel. Hyperbaric is a non-medical wellness session </w:t>
+      </w:r>
+      <w:r>
+        <w:rPr>
+          <w:rFonts w:ascii="Jost" w:hAnsi="Jost" w:cs="Jost" w:eastAsia="Jost"/>
+          <w:b w:val="0"/>
+          <w:i w:val="0"/>
+          <w:color w:val="A6754C"/>
+          <w:sz w:val="20"/>
+        </w:rPr>
+        <w:t>[confirm licensing requirements for hyperbaric with DHA / licensing authority]</w:t>
+      </w:r>
+      <w:r>
+        <w:rPr>
+          <w:rFonts w:ascii="Jost" w:hAnsi="Jost" w:cs="Jost" w:eastAsia="Jost"/>
+          <w:b w:val="0"/>
+          <w:i w:val="0"/>
+          <w:color w:val="4A3A2C"/>
+          <w:sz w:val="20"/>
+        </w:rPr>
+        <w:t xml:space="preserve">. Follow the Elevé emergency protocol </w:t>
       </w:r>
       <w:r>
         <w:rPr>
@@ -1694,270 +1788,7 @@
           <w:color w:val="A6754C"/>
           <w:sz w:val="17"/>
         </w:rPr>
-        <w:t>4.5 IV ADVERSE REACTION</w:t>
-      </w:r>
-    </w:p>
-    <w:p>
-      <w:pPr>
-        <w:spacing w:before="0" w:after="120" w:line="312" w:lineRule="auto"/>
-      </w:pPr>
-      <w:r>
-        <w:rPr>
-          <w:rFonts w:ascii="Jost" w:hAnsi="Jost" w:cs="Jost" w:eastAsia="Jost"/>
-          <w:b w:val="0"/>
-          <w:i w:val="0"/>
-          <w:color w:val="4A3A2C"/>
-          <w:sz w:val="20"/>
-        </w:rPr>
-        <w:t>The Clinical Lead or treating clinician leads every IV emergency. Hosts support.</w:t>
-      </w:r>
-    </w:p>
-    <w:p>
-      <w:pPr>
-        <w:tabs>
-          <w:tab w:pos="357" w:val="left"/>
-        </w:tabs>
-        <w:spacing w:before="0" w:after="60" w:line="300" w:lineRule="auto"/>
-        <w:ind w:left="357" w:hanging="283"/>
-      </w:pPr>
-      <w:r>
-        <w:rPr>
-          <w:rFonts w:ascii="Jost" w:hAnsi="Jost" w:cs="Jost" w:eastAsia="Jost"/>
-          <w:b/>
-          <w:color w:val="A6754C"/>
-          <w:sz w:val="20"/>
-        </w:rPr>
-        <w:t>1.</w:t>
-        <w:tab/>
-      </w:r>
-      <w:r>
-        <w:rPr>
-          <w:rFonts w:ascii="Jost" w:hAnsi="Jost" w:cs="Jost" w:eastAsia="Jost"/>
-          <w:b w:val="0"/>
-          <w:i w:val="0"/>
-          <w:color w:val="4A3A2C"/>
-          <w:sz w:val="20"/>
-        </w:rPr>
-        <w:t>The clinician stops the infusion at once and keeps the cannula in place for access.</w:t>
-      </w:r>
-    </w:p>
-    <w:p>
-      <w:pPr>
-        <w:tabs>
-          <w:tab w:pos="357" w:val="left"/>
-        </w:tabs>
-        <w:spacing w:before="0" w:after="60" w:line="300" w:lineRule="auto"/>
-        <w:ind w:left="357" w:hanging="283"/>
-      </w:pPr>
-      <w:r>
-        <w:rPr>
-          <w:rFonts w:ascii="Jost" w:hAnsi="Jost" w:cs="Jost" w:eastAsia="Jost"/>
-          <w:b/>
-          <w:color w:val="A6754C"/>
-          <w:sz w:val="20"/>
-        </w:rPr>
-        <w:t>2.</w:t>
-        <w:tab/>
-      </w:r>
-      <w:r>
-        <w:rPr>
-          <w:rFonts w:ascii="Jost" w:hAnsi="Jost" w:cs="Jost" w:eastAsia="Jost"/>
-          <w:b w:val="0"/>
-          <w:i w:val="0"/>
-          <w:color w:val="4A3A2C"/>
-          <w:sz w:val="20"/>
-        </w:rPr>
-        <w:t>Clinician assesses airway, breathing, circulation.</w:t>
-      </w:r>
-    </w:p>
-    <w:p>
-      <w:pPr>
-        <w:tabs>
-          <w:tab w:pos="357" w:val="left"/>
-        </w:tabs>
-        <w:spacing w:before="0" w:after="60" w:line="300" w:lineRule="auto"/>
-        <w:ind w:left="357" w:hanging="283"/>
-      </w:pPr>
-      <w:r>
-        <w:rPr>
-          <w:rFonts w:ascii="Jost" w:hAnsi="Jost" w:cs="Jost" w:eastAsia="Jost"/>
-          <w:b/>
-          <w:color w:val="A6754C"/>
-          <w:sz w:val="20"/>
-        </w:rPr>
-        <w:t>3.</w:t>
-        <w:tab/>
-      </w:r>
-      <w:r>
-        <w:rPr>
-          <w:rFonts w:ascii="Jost" w:hAnsi="Jost" w:cs="Jost" w:eastAsia="Jost"/>
-          <w:b w:val="0"/>
-          <w:i w:val="0"/>
-          <w:color w:val="4A3A2C"/>
-          <w:sz w:val="20"/>
-        </w:rPr>
-        <w:t>For signs of anaphylaxis (swelling, wheeze, rash, low blood pressure): clinician follows the anaphylaxis protocol using the IV room emergency kit; a Host calls 998 and brings the AED.</w:t>
-      </w:r>
-    </w:p>
-    <w:p>
-      <w:pPr>
-        <w:tabs>
-          <w:tab w:pos="357" w:val="left"/>
-        </w:tabs>
-        <w:spacing w:before="0" w:after="60" w:line="300" w:lineRule="auto"/>
-        <w:ind w:left="357" w:hanging="283"/>
-      </w:pPr>
-      <w:r>
-        <w:rPr>
-          <w:rFonts w:ascii="Jost" w:hAnsi="Jost" w:cs="Jost" w:eastAsia="Jost"/>
-          <w:b/>
-          <w:color w:val="A6754C"/>
-          <w:sz w:val="20"/>
-        </w:rPr>
-        <w:t>4.</w:t>
-        <w:tab/>
-      </w:r>
-      <w:r>
-        <w:rPr>
-          <w:rFonts w:ascii="Jost" w:hAnsi="Jost" w:cs="Jost" w:eastAsia="Jost"/>
-          <w:b w:val="0"/>
-          <w:i w:val="0"/>
-          <w:color w:val="4A3A2C"/>
-          <w:sz w:val="20"/>
-        </w:rPr>
-        <w:t>For a mild reaction, vasovagal faint or extravasation: clinician manages per clinical protocol.</w:t>
-      </w:r>
-    </w:p>
-    <w:p>
-      <w:pPr>
-        <w:tabs>
-          <w:tab w:pos="357" w:val="left"/>
-        </w:tabs>
-        <w:spacing w:before="0" w:after="60" w:line="300" w:lineRule="auto"/>
-        <w:ind w:left="357" w:hanging="283"/>
-      </w:pPr>
-      <w:r>
-        <w:rPr>
-          <w:rFonts w:ascii="Jost" w:hAnsi="Jost" w:cs="Jost" w:eastAsia="Jost"/>
-          <w:b/>
-          <w:color w:val="A6754C"/>
-          <w:sz w:val="20"/>
-        </w:rPr>
-        <w:t>5.</w:t>
-        <w:tab/>
-      </w:r>
-      <w:r>
-        <w:rPr>
-          <w:rFonts w:ascii="Jost" w:hAnsi="Jost" w:cs="Jost" w:eastAsia="Jost"/>
-          <w:b w:val="0"/>
-          <w:i w:val="0"/>
-          <w:color w:val="4A3A2C"/>
-          <w:sz w:val="20"/>
-        </w:rPr>
-        <w:t>Host meets the ambulance and keeps other guests away.</w:t>
-      </w:r>
-    </w:p>
-    <w:p>
-      <w:pPr>
-        <w:tabs>
-          <w:tab w:pos="357" w:val="left"/>
-        </w:tabs>
-        <w:spacing w:before="0" w:after="60" w:line="300" w:lineRule="auto"/>
-        <w:ind w:left="357" w:hanging="283"/>
-      </w:pPr>
-      <w:r>
-        <w:rPr>
-          <w:rFonts w:ascii="Jost" w:hAnsi="Jost" w:cs="Jost" w:eastAsia="Jost"/>
-          <w:b/>
-          <w:color w:val="A6754C"/>
-          <w:sz w:val="20"/>
-        </w:rPr>
-        <w:t>6.</w:t>
-        <w:tab/>
-      </w:r>
-      <w:r>
-        <w:rPr>
-          <w:rFonts w:ascii="Jost" w:hAnsi="Jost" w:cs="Jost" w:eastAsia="Jost"/>
-          <w:b w:val="0"/>
-          <w:i w:val="0"/>
-          <w:color w:val="4A3A2C"/>
-          <w:sz w:val="20"/>
-        </w:rPr>
-        <w:t>Clinician completes the clinical record and Incident Report Form; Clinical Lead reports to DHA where required, subject to DHA requirements.</w:t>
-      </w:r>
-    </w:p>
-    <w:p>
-      <w:pPr>
-        <w:tabs>
-          <w:tab w:pos="357" w:val="left"/>
-        </w:tabs>
-        <w:spacing w:before="0" w:after="60" w:line="300" w:lineRule="auto"/>
-        <w:ind w:left="357" w:hanging="283"/>
-      </w:pPr>
-      <w:r>
-        <w:rPr>
-          <w:rFonts w:ascii="Jost" w:hAnsi="Jost" w:cs="Jost" w:eastAsia="Jost"/>
-          <w:b/>
-          <w:color w:val="A6754C"/>
-          <w:sz w:val="20"/>
-        </w:rPr>
-        <w:t>7.</w:t>
-        <w:tab/>
-      </w:r>
-      <w:r>
-        <w:rPr>
-          <w:rFonts w:ascii="Jost" w:hAnsi="Jost" w:cs="Jost" w:eastAsia="Jost"/>
-          <w:b/>
-          <w:i w:val="0"/>
-          <w:color w:val="4A3A2C"/>
-          <w:sz w:val="20"/>
-        </w:rPr>
-        <w:t>Needlestick injury to staff:</w:t>
-      </w:r>
-      <w:r>
-        <w:rPr>
-          <w:rFonts w:ascii="Jost" w:hAnsi="Jost" w:cs="Jost" w:eastAsia="Jost"/>
-          <w:b w:val="0"/>
-          <w:i w:val="0"/>
-          <w:color w:val="4A3A2C"/>
-          <w:sz w:val="20"/>
-        </w:rPr>
-        <w:t xml:space="preserve"> encourage bleeding, wash with soap and water, do not suck, report to the Clinical Lead at once, and attend </w:t>
-      </w:r>
-      <w:r>
-        <w:rPr>
-          <w:rFonts w:ascii="Jost" w:hAnsi="Jost" w:cs="Jost" w:eastAsia="Jost"/>
-          <w:b w:val="0"/>
-          <w:i w:val="0"/>
-          <w:color w:val="A6754C"/>
-          <w:sz w:val="20"/>
-        </w:rPr>
-        <w:t>[designated clinic / hospital]</w:t>
-      </w:r>
-      <w:r>
-        <w:rPr>
-          <w:rFonts w:ascii="Jost" w:hAnsi="Jost" w:cs="Jost" w:eastAsia="Jost"/>
-          <w:b w:val="0"/>
-          <w:i w:val="0"/>
-          <w:color w:val="4A3A2C"/>
-          <w:sz w:val="20"/>
-        </w:rPr>
-        <w:t xml:space="preserve"> for assessment within the timeframe set by the Clinical Lead.</w:t>
-      </w:r>
-    </w:p>
-    <w:p>
-      <w:pPr>
-        <w:keepNext/>
-        <w:spacing w:before="200" w:after="60" w:line="264" w:lineRule="auto"/>
-      </w:pPr>
-      <w:r>
-        <w:rPr>
-          <w:rFonts w:ascii="Jost" w:hAnsi="Jost" w:cs="Jost" w:eastAsia="Jost"/>
-          <w:b/>
-          <w:color w:val="A6754C"/>
-          <w:sz w:val="17"/>
-        </w:rPr>
-        <w:t>4.6 SLIP, TRIP OR FALL</w:t>
+        <w:t>4.5 SLIP, TRIP OR FALL</w:t>
       </w:r>
     </w:p>
     <w:p>
@@ -2117,7 +1948,7 @@
           <w:color w:val="A6754C"/>
           <w:sz w:val="17"/>
         </w:rPr>
-        <w:t>4.7 FIRE AND EVACUATION</w:t>
+        <w:t>4.6 FIRE AND EVACUATION</w:t>
       </w:r>
     </w:p>
     <w:p>
@@ -2262,7 +2093,7 @@
           <w:color w:val="4A3A2C"/>
           <w:sz w:val="20"/>
         </w:rPr>
-        <w:t>Float tank: help the guest out, give a robe and slippers.</w:t>
+        <w:t>Cold plunge: help the guest out, give a robe and slippers.</w:t>
       </w:r>
     </w:p>
     <w:p>
@@ -2278,7 +2109,7 @@
           <w:color w:val="4A3A2C"/>
           <w:sz w:val="20"/>
         </w:rPr>
-        <w:t>Cold plunge, sauna, salt cabin, red light, dry float, compression: stop and help guest out.</w:t>
+        <w:t>Sauna, salt cabin, red light, dry float, compression: stop and help guest out.</w:t>
       </w:r>
     </w:p>
     <w:p>
@@ -2294,7 +2125,7 @@
           <w:color w:val="4A3A2C"/>
           <w:sz w:val="20"/>
         </w:rPr>
-        <w:t>IV: clinician stops infusion, secures the cannula, and accompanies the guest.</w:t>
+        <w:t>Sound Healing and Guided Breathwork: the Healer turns on the lights and leads the group out.</w:t>
       </w:r>
     </w:p>
     <w:p>
@@ -2352,7 +2183,7 @@
           <w:color w:val="4A3A2C"/>
           <w:sz w:val="20"/>
         </w:rPr>
-        <w:t>Guide everyone to the nearest exit. Use robes, towels and slippers; do not stop for belongings. Do not use lifts.</w:t>
+        <w:t>Guide everyone to the nearest exit. Use robes, Aura-branded towels and slippers; do not stop for belongings. Do not use lifts.</w:t>
       </w:r>
     </w:p>
     <w:p>
@@ -2401,7 +2232,7 @@
           <w:color w:val="4A3A2C"/>
           <w:sz w:val="20"/>
         </w:rPr>
-        <w:t xml:space="preserve"> checks every room, including changing rooms, showers, the float room and the HBOT room.</w:t>
+        <w:t xml:space="preserve"> checks every room, including changing rooms, showers, the laundry, the consultation and Sound Healing rooms and the hyperbaric room.</w:t>
       </w:r>
     </w:p>
     <w:p>
@@ -2549,7 +2380,7 @@
           <w:color w:val="A6754C"/>
           <w:sz w:val="17"/>
         </w:rPr>
-        <w:t>4.8 POWER FAILURE DURING A SESSION</w:t>
+        <w:t>4.7 POWER FAILURE DURING A SESSION</w:t>
       </w:r>
     </w:p>
     <w:p>
@@ -2755,7 +2586,7 @@
                 <w:color w:val="4A3A2C"/>
                 <w:sz w:val="17"/>
               </w:rPr>
-              <w:t>Float tank</w:t>
+              <w:t>Cold plunge</w:t>
             </w:r>
           </w:p>
         </w:tc>
@@ -2775,7 +2606,7 @@
                 <w:color w:val="4A3A2C"/>
                 <w:sz w:val="17"/>
               </w:rPr>
-              <w:t>Open the door or lid; turn on the torch kept at the tank; help the guest out slowly and rinse eyes if needed</w:t>
+              <w:t>Help the guest out at once (the water stays cold); warm them</w:t>
             </w:r>
           </w:p>
         </w:tc>
@@ -2798,7 +2629,7 @@
                 <w:color w:val="4A3A2C"/>
                 <w:sz w:val="17"/>
               </w:rPr>
-              <w:t>Cold plunge</w:t>
+              <w:t>Infrared sauna, salt cabin</w:t>
             </w:r>
           </w:p>
         </w:tc>
@@ -2806,48 +2637,6 @@
           <w:tcPr>
             <w:tcW w:type="dxa" w:w="4706"/>
             <w:shd w:val="clear" w:color="auto" w:fill="FBF5EE"/>
-          </w:tcPr>
-          <w:p>
-            <w:pPr>
-              <w:spacing w:before="40" w:after="40" w:line="276" w:lineRule="auto"/>
-            </w:pPr>
-            <w:r>
-              <w:rPr>
-                <w:rFonts w:ascii="Jost" w:hAnsi="Jost" w:cs="Jost" w:eastAsia="Jost"/>
-                <w:b w:val="0"/>
-                <w:i w:val="0"/>
-                <w:color w:val="4A3A2C"/>
-                <w:sz w:val="17"/>
-              </w:rPr>
-              <w:t>Help the guest out at once (the water stays cold); warm them</w:t>
-            </w:r>
-          </w:p>
-        </w:tc>
-      </w:tr>
-      <w:tr>
-        <w:tc>
-          <w:tcPr>
-            <w:tcW w:type="dxa" w:w="4706"/>
-          </w:tcPr>
-          <w:p>
-            <w:pPr>
-              <w:spacing w:before="40" w:after="40" w:line="276" w:lineRule="auto"/>
-            </w:pPr>
-            <w:r>
-              <w:rPr>
-                <w:rFonts w:ascii="Jost" w:hAnsi="Jost" w:cs="Jost" w:eastAsia="Jost"/>
-                <w:b w:val="0"/>
-                <w:i w:val="0"/>
-                <w:color w:val="4A3A2C"/>
-                <w:sz w:val="17"/>
-              </w:rPr>
-              <w:t>Infrared sauna, salt cabin</w:t>
-            </w:r>
-          </w:p>
-        </w:tc>
-        <w:tc>
-          <w:tcPr>
-            <w:tcW w:type="dxa" w:w="4706"/>
           </w:tcPr>
           <w:p>
             <w:pPr>
@@ -2870,7 +2659,6 @@
         <w:tc>
           <w:tcPr>
             <w:tcW w:type="dxa" w:w="4706"/>
-            <w:shd w:val="clear" w:color="auto" w:fill="FBF5EE"/>
           </w:tcPr>
           <w:p>
             <w:pPr>
@@ -2891,7 +2679,6 @@
         <w:tc>
           <w:tcPr>
             <w:tcW w:type="dxa" w:w="4706"/>
-            <w:shd w:val="clear" w:color="auto" w:fill="FBF5EE"/>
           </w:tcPr>
           <w:p>
             <w:pPr>
@@ -2914,6 +2701,7 @@
         <w:tc>
           <w:tcPr>
             <w:tcW w:type="dxa" w:w="4706"/>
+            <w:shd w:val="clear" w:color="auto" w:fill="FBF5EE"/>
           </w:tcPr>
           <w:p>
             <w:pPr>
@@ -2934,6 +2722,7 @@
         <w:tc>
           <w:tcPr>
             <w:tcW w:type="dxa" w:w="4706"/>
+            <w:shd w:val="clear" w:color="auto" w:fill="FBF5EE"/>
           </w:tcPr>
           <w:p>
             <w:pPr>
@@ -2956,7 +2745,6 @@
         <w:tc>
           <w:tcPr>
             <w:tcW w:type="dxa" w:w="4706"/>
-            <w:shd w:val="clear" w:color="auto" w:fill="FBF5EE"/>
           </w:tcPr>
           <w:p>
             <w:pPr>
@@ -2970,14 +2758,13 @@
                 <w:color w:val="4A3A2C"/>
                 <w:sz w:val="17"/>
               </w:rPr>
-              <w:t>IV therapy</w:t>
+              <w:t>Sound Healing / Guided Breathwork</w:t>
             </w:r>
           </w:p>
         </w:tc>
         <w:tc>
           <w:tcPr>
             <w:tcW w:type="dxa" w:w="4706"/>
-            <w:shd w:val="clear" w:color="auto" w:fill="FBF5EE"/>
           </w:tcPr>
           <w:p>
             <w:pPr>
@@ -2991,27 +2778,7 @@
                 <w:color w:val="4A3A2C"/>
                 <w:sz w:val="17"/>
               </w:rPr>
-              <w:t xml:space="preserve">Infusion pump on battery </w:t>
-            </w:r>
-            <w:r>
-              <w:rPr>
-                <w:rFonts w:ascii="Jost" w:hAnsi="Jost" w:cs="Jost" w:eastAsia="Jost"/>
-                <w:b w:val="0"/>
-                <w:i w:val="0"/>
-                <w:color w:val="A6754C"/>
-                <w:sz w:val="17"/>
-              </w:rPr>
-              <w:t>[if fitted]</w:t>
-            </w:r>
-            <w:r>
-              <w:rPr>
-                <w:rFonts w:ascii="Jost" w:hAnsi="Jost" w:cs="Jost" w:eastAsia="Jost"/>
-                <w:b w:val="0"/>
-                <w:i w:val="0"/>
-                <w:color w:val="4A3A2C"/>
-                <w:sz w:val="17"/>
-              </w:rPr>
-              <w:t>; clinician decides whether to continue or stop safely</w:t>
+              <w:t>Healer pauses the session, uses a torch and reassures the group</w:t>
             </w:r>
           </w:p>
         </w:tc>
@@ -3049,7 +2816,7 @@
           <w:color w:val="A6754C"/>
           <w:sz w:val="17"/>
         </w:rPr>
-        <w:t>4.9 LOST CHILD OR VULNERABLE GUEST</w:t>
+        <w:t>4.8 LOST CHILD OR VULNERABLE GUEST</w:t>
       </w:r>
     </w:p>
     <w:p>
@@ -3278,7 +3045,7 @@
           <w:color w:val="A6754C"/>
           <w:sz w:val="17"/>
         </w:rPr>
-        <w:t>4.10 AGGRESSIVE OR ABUSIVE GUEST</w:t>
+        <w:t>4.9 AGGRESSIVE OR ABUSIVE GUEST</w:t>
       </w:r>
     </w:p>
     <w:p>
@@ -3467,7 +3234,7 @@
           <w:color w:val="A6754C"/>
           <w:sz w:val="17"/>
         </w:rPr>
-        <w:t>4.11 MEDICAL EMERGENCY (CARDIAC ARREST, SEIZURE, SEVERE ALLERGY, STROKE)</w:t>
+        <w:t>4.10 MEDICAL EMERGENCY (CARDIAC ARREST, SEIZURE, SEVERE ALLERGY, STROKE)</w:t>
       </w:r>
     </w:p>
     <w:p>
@@ -3583,7 +3350,7 @@
           <w:color w:val="4A3A2C"/>
           <w:sz w:val="20"/>
         </w:rPr>
-        <w:t>Severe allergy: help the guest use their own auto-injector if they have one; clinician uses the emergency kit if present.</w:t>
+        <w:t>Severe allergy: help the guest use their own auto-injector if they have one; call 998.</w:t>
       </w:r>
     </w:p>
     <w:p>
@@ -3909,7 +3676,7 @@
                 <w:color w:val="4A3A2C"/>
                 <w:sz w:val="17"/>
               </w:rPr>
-              <w:t>Clinical Lead</w:t>
+              <w:t>General Manager</w:t>
             </w:r>
           </w:p>
         </w:tc>
@@ -3929,7 +3696,7 @@
                 <w:color w:val="4A3A2C"/>
                 <w:sz w:val="17"/>
               </w:rPr>
-              <w:t>Any IV, clinical or medical issue</w:t>
+              <w:t>Same day for all incidents; immediately for serious incidents, 998 calls, fire, police, device failures</w:t>
             </w:r>
           </w:p>
         </w:tc>
@@ -3970,10 +3737,10 @@
                 <w:rFonts w:ascii="Jost" w:hAnsi="Jost" w:cs="Jost" w:eastAsia="Jost"/>
                 <w:b w:val="0"/>
                 <w:i w:val="0"/>
-                <w:color w:val="4A3A2C"/>
+                <w:color w:val="A6754C"/>
                 <w:sz w:val="17"/>
               </w:rPr>
-              <w:t>General Manager</w:t>
+              <w:t>[Medical Director named on the licence]</w:t>
             </w:r>
           </w:p>
         </w:tc>
@@ -3994,7 +3761,7 @@
                 <w:color w:val="4A3A2C"/>
                 <w:sz w:val="17"/>
               </w:rPr>
-              <w:t>Same day for all incidents; immediately for serious incidents, 998 calls, fire, police, device failures</w:t>
+              <w:t>Any health-related incident, for oversight and advice (not on site; 998 is always called first in an emergency)</w:t>
             </w:r>
           </w:p>
         </w:tc>
@@ -4036,7 +3803,27 @@
                 <w:color w:val="4A3A2C"/>
                 <w:sz w:val="17"/>
               </w:rPr>
-              <w:t>Founder &amp; CEO and Chief Executive Officer</w:t>
+              <w:t>Founder &amp; CEO and Chief Executive Officer (</w:t>
+            </w:r>
+            <w:r>
+              <w:rPr>
+                <w:rFonts w:ascii="Jost" w:hAnsi="Jost" w:cs="Jost" w:eastAsia="Jost"/>
+                <w:b w:val="0"/>
+                <w:i w:val="0"/>
+                <w:color w:val="A6754C"/>
+                <w:sz w:val="17"/>
+              </w:rPr>
+              <w:t>[CEO contact order to be confirmed]</w:t>
+            </w:r>
+            <w:r>
+              <w:rPr>
+                <w:rFonts w:ascii="Jost" w:hAnsi="Jost" w:cs="Jost" w:eastAsia="Jost"/>
+                <w:b w:val="0"/>
+                <w:i w:val="0"/>
+                <w:color w:val="4A3A2C"/>
+                <w:sz w:val="17"/>
+              </w:rPr>
+              <w:t>)</w:t>
             </w:r>
           </w:p>
         </w:tc>
@@ -4181,7 +3968,7 @@
           <w:color w:val="4A3A2C"/>
           <w:sz w:val="20"/>
         </w:rPr>
-        <w:t>Keep the device out of use if it may be involved.</w:t>
+        <w:t>Keep the device out of use if it may be involved. With one unit of each machine, that modality is unavailable; move or offer alternatives for affected bookings.</w:t>
       </w:r>
     </w:p>
     <w:p>
@@ -5282,7 +5069,7 @@
                 <w:color w:val="4A3A2C"/>
                 <w:sz w:val="17"/>
               </w:rPr>
-              <w:t>Clinical Lead</w:t>
+              <w:t>General Manager</w:t>
             </w:r>
           </w:p>
         </w:tc>
@@ -5343,10 +5130,20 @@
                 <w:rFonts w:ascii="Jost" w:hAnsi="Jost" w:cs="Jost" w:eastAsia="Jost"/>
                 <w:b w:val="0"/>
                 <w:i w:val="0"/>
+                <w:color w:val="A6754C"/>
+                <w:sz w:val="17"/>
+              </w:rPr>
+              <w:t>[Medical Director named on the licence]</w:t>
+            </w:r>
+            <w:r>
+              <w:rPr>
+                <w:rFonts w:ascii="Jost" w:hAnsi="Jost" w:cs="Jost" w:eastAsia="Jost"/>
+                <w:b w:val="0"/>
+                <w:i w:val="0"/>
                 <w:color w:val="4A3A2C"/>
                 <w:sz w:val="17"/>
               </w:rPr>
-              <w:t>General Manager</w:t>
+              <w:t xml:space="preserve"> (if health-related)</w:t>
             </w:r>
           </w:p>
         </w:tc>
